--- a/gestion_escolar/templates/tramites/Plantillas/Word/PROPUESTADEMOVIMIENTO.docx
+++ b/gestion_escolar/templates/tramites/Plantillas/Word/PROPUESTADEMOVIMIENTO.docx
@@ -912,6 +912,16 @@
               </w:rPr>
               <w:t xml:space="preserve"> </w:t>
             </w:r>
+            <w:r>
+              <w:rPr>
+                <w:rFonts w:ascii="Arial" w:hAnsi="Arial" w:cs="Arial"/>
+                <w:sz w:val="16"/>
+                <w:szCs w:val="16"/>
+              </w:rPr>
+              <w:t>{{Horas_Categoria}}</w:t>
+            </w:r>
+            <w:bookmarkStart w:id="0" w:name="_GoBack"/>
+            <w:bookmarkEnd w:id="0"/>
           </w:p>
         </w:tc>
       </w:tr>
@@ -1018,7 +1028,7 @@
                 <w:sz w:val="16"/>
                 <w:szCs w:val="16"/>
               </w:rPr>
-              <w:t>Asignatura:</w:t>
+              <w:t>Función:</w:t>
             </w:r>
           </w:p>
         </w:tc>
@@ -1049,7 +1059,25 @@
                 <w:sz w:val="16"/>
                 <w:szCs w:val="16"/>
               </w:rPr>
-              <w:t xml:space="preserve"> </w:t>
+              <w:t>{{</w:t>
+            </w:r>
+            <w:proofErr w:type="spellStart"/>
+            <w:r>
+              <w:rPr>
+                <w:rFonts w:ascii="Arial" w:hAnsi="Arial" w:cs="Arial"/>
+                <w:sz w:val="16"/>
+                <w:szCs w:val="16"/>
+              </w:rPr>
+              <w:t>Funcion_Titular</w:t>
+            </w:r>
+            <w:proofErr w:type="spellEnd"/>
+            <w:r>
+              <w:rPr>
+                <w:rFonts w:ascii="Arial" w:hAnsi="Arial" w:cs="Arial"/>
+                <w:sz w:val="16"/>
+                <w:szCs w:val="16"/>
+              </w:rPr>
+              <w:t>}}</w:t>
             </w:r>
           </w:p>
         </w:tc>
@@ -1454,7 +1482,7 @@
                 <w:szCs w:val="16"/>
               </w:rPr>
             </w:pPr>
-            <w:bookmarkStart w:id="0" w:name="CLAVE_CT"/>
+            <w:bookmarkStart w:id="1" w:name="CLAVE_CT"/>
             <w:r>
               <w:rPr>
                 <w:rFonts w:ascii="Arial" w:hAnsi="Arial" w:cs="Arial"/>
@@ -1505,7 +1533,7 @@
               </w:rPr>
               <w:fldChar w:fldCharType="end"/>
             </w:r>
-            <w:bookmarkEnd w:id="0"/>
+            <w:bookmarkEnd w:id="1"/>
           </w:p>
         </w:tc>
         <w:tc>
@@ -1636,7 +1664,7 @@
                 <w:szCs w:val="16"/>
               </w:rPr>
             </w:pPr>
-            <w:bookmarkStart w:id="1" w:name="Z_ESC"/>
+            <w:bookmarkStart w:id="2" w:name="Z_ESC"/>
             <w:r>
               <w:rPr>
                 <w:rFonts w:ascii="Arial" w:hAnsi="Arial" w:cs="Arial"/>
@@ -1645,7 +1673,7 @@
               </w:rPr>
               <w:t xml:space="preserve">  </w:t>
             </w:r>
-            <w:bookmarkEnd w:id="1"/>
+            <w:bookmarkEnd w:id="2"/>
             <w:r>
               <w:rPr>
                 <w:rFonts w:ascii="Arial" w:hAnsi="Arial" w:cs="Arial"/>
@@ -2535,7 +2563,7 @@
         </w:rPr>
         <w:t>OBSERVAC</w:t>
       </w:r>
-      <w:bookmarkStart w:id="2" w:name="_Hlk111711805"/>
+      <w:bookmarkStart w:id="3" w:name="_Hlk111711805"/>
       <w:r>
         <w:rPr>
           <w:rFonts w:ascii="Arial" w:hAnsi="Arial" w:cs="Arial"/>
@@ -2810,7 +2838,7 @@
           <w:bdr w:val="none" w:sz="0" w:space="0" w:color="auto" w:frame="1"/>
           <w:lang w:val="es-MX"/>
         </w:rPr>
-        <w:t>13 de octubre de 2025</w:t>
+        <w:t>8 de septiembre de 2026</w:t>
       </w:r>
       <w:r>
         <w:rPr>
@@ -2905,7 +2933,7 @@
         </w:rPr>
         <w:t xml:space="preserve"> DEL DEPARTAMENTO DE EDUCACION </w:t>
       </w:r>
-      <w:bookmarkEnd w:id="2"/>
+      <w:bookmarkEnd w:id="3"/>
       <w:r>
         <w:rPr>
           <w:b/>
@@ -4170,8 +4198,6 @@
         </w:rPr>
         <w:t xml:space="preserve">     </w:t>
       </w:r>
-      <w:bookmarkStart w:id="3" w:name="_GoBack"/>
-      <w:bookmarkEnd w:id="3"/>
       <w:r>
         <w:rPr>
           <w:rFonts w:ascii="Tahoma" w:hAnsi="Tahoma" w:cs="Tahoma"/>
@@ -4376,7 +4402,7 @@
               <v:shape id="_x0000_i1025" type="#_x0000_t75" style="width:82.5pt;height:56.25pt">
                 <v:imagedata r:id="rId1" o:title=""/>
               </v:shape>
-              <o:OLEObject Type="Embed" ProgID="PBrush" ShapeID="_x0000_i1025" DrawAspect="Content" ObjectID="_1821851633" r:id="rId2"/>
+              <o:OLEObject Type="Embed" ProgID="PBrush" ShapeID="_x0000_i1025" DrawAspect="Content" ObjectID="_1850373080" r:id="rId2"/>
             </w:object>
           </w:r>
         </w:p>
@@ -4479,7 +4505,7 @@
         <v:shape id="_x0000_s2049" type="#_x0000_t75" style="position:absolute;margin-left:-10.15pt;margin-top:-19.7pt;width:89.25pt;height:63.75pt;z-index:251666432;mso-wrap-style:tight">
           <v:imagedata r:id="rId1" o:title=""/>
         </v:shape>
-        <o:OLEObject Type="Embed" ProgID="PBrush" ShapeID="_x0000_s2049" DrawAspect="Content" ObjectID="_1821851634" r:id="rId2"/>
+        <o:OLEObject Type="Embed" ProgID="PBrush" ShapeID="_x0000_s2049" DrawAspect="Content" ObjectID="_1850373081" r:id="rId2"/>
       </w:object>
     </w:r>
   </w:p>
@@ -5923,7 +5949,7 @@
 </file>
 
 <file path=customXml/itemProps1.xml><?xml version="1.0" encoding="utf-8"?>
-<ds:datastoreItem xmlns:ds="http://schemas.openxmlformats.org/officeDocument/2006/customXml" ds:itemID="{0AE1787A-5167-435F-BAAD-29A6F462CE4B}">
+<ds:datastoreItem xmlns:ds="http://schemas.openxmlformats.org/officeDocument/2006/customXml" ds:itemID="{F47FEFC2-AEBD-41E5-BB15-01A8999E0CB2}">
   <ds:schemaRefs>
     <ds:schemaRef ds:uri="http://schemas.openxmlformats.org/officeDocument/2006/bibliography"/>
   </ds:schemaRefs>
